--- a/server/templates/library/conflict-of-interest-policy/template.docx
+++ b/server/templates/library/conflict-of-interest-policy/template.docx
@@ -1852,7 +1852,7 @@
               <w:szCs w:val="16"/>
               <w:rtl w:val="0"/>
             </w:rPr>
-            <w:t>The Board of Spring 2 Health Pty Ltd</w:t>
+            <w:t>The Board of {org.legal_name}</w:t>
           </w:r>
         </w:p>
       </w:tc>
@@ -2249,7 +2249,7 @@
         <w:szCs w:val="28"/>
         <w:rtl w:val="0"/>
       </w:rPr>
-      <w:t>Spring 2 Health ABN 71 665 820 986</w:t>
+      <w:t>{org.name} ABN {org.abn}</w:t>
     </w:r>
   </w:p>
   <w:p>

--- a/server/templates/library/conflict-of-interest-policy/template.docx
+++ b/server/templates/library/conflict-of-interest-policy/template.docx
@@ -2234,6 +2234,15 @@
 <w:hdr xmlns:mc="http://schemas.openxmlformats.org/markup-compatibility/2006" xmlns:o="urn:schemas-microsoft-com:office:office" xmlns:r="http://schemas.openxmlformats.org/officeDocument/2006/relationships" xmlns:m="http://schemas.openxmlformats.org/officeDocument/2006/math" xmlns:v="urn:schemas-microsoft-com:vml" xmlns:wp="http://schemas.openxmlformats.org/drawingml/2006/wordprocessingDrawing" xmlns:w10="urn:schemas-microsoft-com:office:word" xmlns:w="http://schemas.openxmlformats.org/wordprocessingml/2006/main" xmlns:wne="http://schemas.microsoft.com/office/word/2006/wordml" xmlns:sl="http://schemas.openxmlformats.org/schemaLibrary/2006/main" xmlns:a="http://schemas.openxmlformats.org/drawingml/2006/main" xmlns:pic="http://schemas.openxmlformats.org/drawingml/2006/picture" xmlns:c="http://schemas.openxmlformats.org/drawingml/2006/chart" xmlns:lc="http://schemas.openxmlformats.org/drawingml/2006/lockedCanvas" xmlns:dgm="http://schemas.openxmlformats.org/drawingml/2006/diagram" xmlns:wps="http://schemas.microsoft.com/office/word/2010/wordprocessingShape" xmlns:wpg="http://schemas.microsoft.com/office/word/2010/wordprocessingGroup" xmlns:w14="http://schemas.microsoft.com/office/word/2010/wordml" xmlns:w15="http://schemas.microsoft.com/office/word/2012/wordml">
   <w:p>
     <w:pPr>
+      <w:spacing w:before="0" w:after="80"/>
+      <w:jc w:val="left"/>
+    </w:pPr>
+    <w:r>
+      <w:t xml:space="preserve">{%org_logo}</w:t>
+    </w:r>
+  </w:p>
+  <w:p>
+    <w:pPr>
       <w:pageBreakBefore w:val="0"/>
       <w:spacing w:after="120" w:line="240" w:lineRule="auto"/>
       <w:rPr>
@@ -2277,6 +2286,15 @@
 
 <file path=word/header2.xml><?xml version="1.0" encoding="utf-8"?>
 <w:hdr xmlns:mc="http://schemas.openxmlformats.org/markup-compatibility/2006" xmlns:o="urn:schemas-microsoft-com:office:office" xmlns:r="http://schemas.openxmlformats.org/officeDocument/2006/relationships" xmlns:m="http://schemas.openxmlformats.org/officeDocument/2006/math" xmlns:v="urn:schemas-microsoft-com:vml" xmlns:wp="http://schemas.openxmlformats.org/drawingml/2006/wordprocessingDrawing" xmlns:w10="urn:schemas-microsoft-com:office:word" xmlns:w="http://schemas.openxmlformats.org/wordprocessingml/2006/main" xmlns:wne="http://schemas.microsoft.com/office/word/2006/wordml" xmlns:sl="http://schemas.openxmlformats.org/schemaLibrary/2006/main" xmlns:a="http://schemas.openxmlformats.org/drawingml/2006/main" xmlns:pic="http://schemas.openxmlformats.org/drawingml/2006/picture" xmlns:c="http://schemas.openxmlformats.org/drawingml/2006/chart" xmlns:lc="http://schemas.openxmlformats.org/drawingml/2006/lockedCanvas" xmlns:dgm="http://schemas.openxmlformats.org/drawingml/2006/diagram" xmlns:wps="http://schemas.microsoft.com/office/word/2010/wordprocessingShape" xmlns:wpg="http://schemas.microsoft.com/office/word/2010/wordprocessingGroup" xmlns:w14="http://schemas.microsoft.com/office/word/2010/wordml" xmlns:w15="http://schemas.microsoft.com/office/word/2012/wordml">
+  <w:p>
+    <w:pPr>
+      <w:spacing w:before="0" w:after="80"/>
+      <w:jc w:val="left"/>
+    </w:pPr>
+    <w:r>
+      <w:t xml:space="preserve">{%org_logo}</w:t>
+    </w:r>
+  </w:p>
   <w:p>
     <w:pPr>
       <w:keepNext w:val="0"/>

--- a/server/templates/library/conflict-of-interest-policy/template.docx
+++ b/server/templates/library/conflict-of-interest-policy/template.docx
@@ -1155,18 +1155,7 @@
         <w:rPr>
           <w:rtl w:val="0"/>
         </w:rPr>
-        <w:t xml:space="preserve">Upon commencing work at {org.name}, all Workers are required to disclose to {org.name} in writing any and all matters, interests or conflicts that have the potential to impact on how they deliver, or how they may be perceived to deliver, support and services to a Client (including an NDIS participant). </w:t>
-      </w:r>
-      <w:r>
-        <w:rPr>
-          <w:rtl w:val="0"/>
-        </w:rPr>
-        <w:t xml:space="preserve">This includes matters or interests of a financial, business or personal nature, including any financial and/or corporate interest or relationship they may have with other entities, including businesses and organisations. </w:t>
-      </w:r>
-      <w:r>
-        <w:rPr>
-          <w:rtl w:val="0"/>
-        </w:rPr>
+        <w:t xml:space="preserve">Upon commencing work at {org.name}, all Workers are required to disclose to {org.name} in writing any and all matters, interests or conflicts that have the potential to impact on how they deliver, or how they may be perceived to deliver, support and services to a Client (including an NDIS participant). This includes matters or interests of a financial, business or personal nature, including any financial and/or corporate interest or relationship they may have with other entities, including businesses and organisations. </w:t>
       </w:r>
     </w:p>
     <w:p>
@@ -1198,11 +1187,6 @@
         </w:rPr>
         <w:t>If they develop any matter, interest or conflict that has the potential to impact on how they deliver, or how they may be perceived to deliver, support and services to a Client (including an NDIS participant), they are required to immediately disclose it to {org.name} in writing.</w:t>
       </w:r>
-      <w:r>
-        <w:rPr>
-          <w:rtl w:val="0"/>
-        </w:rPr>
-      </w:r>
     </w:p>
     <w:p>
       <w:pPr>
@@ -1304,13 +1288,7 @@
         <w:rPr>
           <w:rtl w:val="0"/>
         </w:rPr>
-        <w:t>Specifically and where conducting support coordination services to a Client</w:t>
-      </w:r>
-      <w:r>
-        <w:rPr>
-          <w:rtl w:val="0"/>
-        </w:rPr>
-        <w:t>, to ensure that any perceived or actual conflict of interest is managed, {org.name} will:</w:t>
+        <w:t>Specifically and where conducting support coordination services to a Client, to ensure that any perceived or actual conflict of interest is managed, {org.name} will:</w:t>
       </w:r>
     </w:p>
     <w:p>
@@ -1402,13 +1380,7 @@
         <w:rPr>
           <w:rtl w:val="0"/>
         </w:rPr>
-        <w:t xml:space="preserve">document, </w:t>
-      </w:r>
-      <w:r>
-        <w:rPr>
-          <w:rtl w:val="0"/>
-        </w:rPr>
-        <w:t>in case notes, the choice of providers offered to a Client and/or their nominee for each support category where a provider is to be engaged.</w:t>
+        <w:t xml:space="preserve">document, in case notes, the choice of providers offered to a Client and/or their nominee for each support category where a provider is to be engaged.</w:t>
       </w:r>
     </w:p>
     <w:p>
@@ -1463,11 +1435,6 @@
           <w:rtl w:val="0"/>
         </w:rPr>
         <w:t>provide information to the Client and/or their nominee at the initial meeting of the process for requesting a change in service provider, including support coordination.</w:t>
-      </w:r>
-      <w:r>
-        <w:rPr>
-          <w:rtl w:val="0"/>
-        </w:rPr>
       </w:r>
     </w:p>
     <w:p>
@@ -1520,11 +1487,6 @@
           <w:rtl w:val="0"/>
         </w:rPr>
         <w:t>Legislation, Rules, Guidelines and Policies applies to this Policy and Related Documentation as set out in the Legislation Register.</w:t>
-      </w:r>
-      <w:r>
-        <w:rPr>
-          <w:rtl w:val="0"/>
-        </w:rPr>
       </w:r>
     </w:p>
     <w:p>
@@ -1668,7 +1630,7 @@
         <w:rPr>
           <w:rtl w:val="0"/>
         </w:rPr>
-        <w:t>The Board of {org.legal_name}</w:t>
+        <w:t>{org.signatory.name}, Director of {org.legal_name}</w:t>
       </w:r>
     </w:p>
     <w:p>

--- a/server/templates/library/conflict-of-interest-policy/template.docx
+++ b/server/templates/library/conflict-of-interest-policy/template.docx
@@ -1322,7 +1322,7 @@
         <w:rPr>
           <w:rtl w:val="0"/>
         </w:rPr>
-        <w:t xml:space="preserve">to ensure there is no conflict of interest, when our support coordinators obtain quotes for services on a Client’s behalf, endeavour to always provide 3 quotes (if possible) from other services, in addition to our own. It is then the Client’s decision if they would like to choose our services and supports or go with another provider. </w:t>
+        <w:t xml:space="preserve">to ensure there is no conflict of interest, our support coordinators make Clients aware of alternative providers for each support category and can help obtain comparative quotes if the Client requests them, in addition to our own. It is then the Client’s decision if they would like to choose our services and supports or go with another provider. </w:t>
       </w:r>
     </w:p>
     <w:p>
@@ -1350,7 +1350,7 @@
         <w:rPr>
           <w:rtl w:val="0"/>
         </w:rPr>
-        <w:t xml:space="preserve">make clear to the Client that their decision to choose an alternative provider will not affect their support coordination services at all, as they operate independently from each other, and that the Client need to be worried about any repercussions. </w:t>
+        <w:t xml:space="preserve">make clear to the Client that their decision to choose an alternative provider will not affect their support coordination services at all, as they operate independently from each other, and that the Client need not be worried about any repercussions. </w:t>
       </w:r>
     </w:p>
     <w:p>

--- a/server/templates/library/conflict-of-interest-policy/template.docx
+++ b/server/templates/library/conflict-of-interest-policy/template.docx
@@ -1155,7 +1155,18 @@
         <w:rPr>
           <w:rtl w:val="0"/>
         </w:rPr>
-        <w:t xml:space="preserve">Upon commencing work at {org.name}, all Workers are required to disclose to {org.name} in writing any and all matters, interests or conflicts that have the potential to impact on how they deliver, or how they may be perceived to deliver, support and services to a Client (including an NDIS participant). This includes matters or interests of a financial, business or personal nature, including any financial and/or corporate interest or relationship they may have with other entities, including businesses and organisations. </w:t>
+        <w:t xml:space="preserve">Upon commencing work at {org.name}, all Workers are required to disclose to {org.name} in writing any and all matters, interests or conflicts that have the potential to impact on how they deliver, or how they may be perceived to deliver, support and services to a Client (including an NDIS participant). </w:t>
+      </w:r>
+      <w:r>
+        <w:rPr>
+          <w:rtl w:val="0"/>
+        </w:rPr>
+        <w:t xml:space="preserve">This includes matters or interests of a financial, business or personal nature, including any financial and/or corporate interest or relationship they may have with other entities, including businesses and organisations. </w:t>
+      </w:r>
+      <w:r>
+        <w:rPr>
+          <w:rtl w:val="0"/>
+        </w:rPr>
       </w:r>
     </w:p>
     <w:p>
@@ -1187,6 +1198,11 @@
         </w:rPr>
         <w:t>If they develop any matter, interest or conflict that has the potential to impact on how they deliver, or how they may be perceived to deliver, support and services to a Client (including an NDIS participant), they are required to immediately disclose it to {org.name} in writing.</w:t>
       </w:r>
+      <w:r>
+        <w:rPr>
+          <w:rtl w:val="0"/>
+        </w:rPr>
+      </w:r>
     </w:p>
     <w:p>
       <w:pPr>
@@ -1288,7 +1304,13 @@
         <w:rPr>
           <w:rtl w:val="0"/>
         </w:rPr>
-        <w:t>Specifically and where conducting support coordination services to a Client, to ensure that any perceived or actual conflict of interest is managed, {org.name} will:</w:t>
+        <w:t>Specifically and where conducting support coordination services to a Client</w:t>
+      </w:r>
+      <w:r>
+        <w:rPr>
+          <w:rtl w:val="0"/>
+        </w:rPr>
+        <w:t>, to ensure that any perceived or actual conflict of interest is managed, {org.name} will:</w:t>
       </w:r>
     </w:p>
     <w:p>
@@ -1322,7 +1344,7 @@
         <w:rPr>
           <w:rtl w:val="0"/>
         </w:rPr>
-        <w:t xml:space="preserve">to ensure there is no conflict of interest, our support coordinators make Clients aware of alternative providers for each support category and can help obtain comparative quotes if the Client requests them, in addition to our own. It is then the Client’s decision if they would like to choose our services and supports or go with another provider. </w:t>
+        <w:t xml:space="preserve">to ensure there is no conflict of interest, when our support coordinators obtain quotes for services on a Client’s behalf, endeavour to always provide 3 quotes (if possible) from other services, in addition to our own. It is then the Client’s decision if they would like to choose our services and supports or go with another provider. </w:t>
       </w:r>
     </w:p>
     <w:p>
@@ -1350,7 +1372,7 @@
         <w:rPr>
           <w:rtl w:val="0"/>
         </w:rPr>
-        <w:t xml:space="preserve">make clear to the Client that their decision to choose an alternative provider will not affect their support coordination services at all, as they operate independently from each other, and that the Client need not be worried about any repercussions. </w:t>
+        <w:t xml:space="preserve">make clear to the Client that their decision to choose an alternative provider will not affect their support coordination services at all, as they operate independently from each other, and that the Client need to be worried about any repercussions. </w:t>
       </w:r>
     </w:p>
     <w:p>
@@ -1380,7 +1402,13 @@
         <w:rPr>
           <w:rtl w:val="0"/>
         </w:rPr>
-        <w:t xml:space="preserve">document, in case notes, the choice of providers offered to a Client and/or their nominee for each support category where a provider is to be engaged.</w:t>
+        <w:t xml:space="preserve">document, </w:t>
+      </w:r>
+      <w:r>
+        <w:rPr>
+          <w:rtl w:val="0"/>
+        </w:rPr>
+        <w:t>in case notes, the choice of providers offered to a Client and/or their nominee for each support category where a provider is to be engaged.</w:t>
       </w:r>
     </w:p>
     <w:p>
@@ -1435,6 +1463,11 @@
           <w:rtl w:val="0"/>
         </w:rPr>
         <w:t>provide information to the Client and/or their nominee at the initial meeting of the process for requesting a change in service provider, including support coordination.</w:t>
+      </w:r>
+      <w:r>
+        <w:rPr>
+          <w:rtl w:val="0"/>
+        </w:rPr>
       </w:r>
     </w:p>
     <w:p>
@@ -1487,6 +1520,11 @@
           <w:rtl w:val="0"/>
         </w:rPr>
         <w:t>Legislation, Rules, Guidelines and Policies applies to this Policy and Related Documentation as set out in the Legislation Register.</w:t>
+      </w:r>
+      <w:r>
+        <w:rPr>
+          <w:rtl w:val="0"/>
+        </w:rPr>
       </w:r>
     </w:p>
     <w:p>
@@ -1630,7 +1668,7 @@
         <w:rPr>
           <w:rtl w:val="0"/>
         </w:rPr>
-        <w:t>{org.signatory.name}, Director of {org.legal_name}</w:t>
+        <w:t>The Board of {org.legal_name}</w:t>
       </w:r>
     </w:p>
     <w:p>
